--- a/参考文献.docx
+++ b/参考文献.docx
@@ -155,9 +155,6 @@
       <w:pPr>
         <w:wordWrap w:val="0"/>
         <w:spacing w:after="0" w:line="240" w:lineRule="auto"/>
-        <w:rPr>
-          <w:rFonts w:hint="eastAsia"/>
-        </w:rPr>
       </w:pPr>
       <w:r>
         <w:rPr>
@@ -183,6 +180,44 @@
       <w:r>
         <w:t>.</w:t>
       </w:r>
+    </w:p>
+    <w:p>
+      <w:pPr>
+        <w:wordWrap w:val="0"/>
+        <w:spacing w:after="0" w:line="240" w:lineRule="auto"/>
+        <w:rPr>
+          <w:rFonts w:hint="eastAsia"/>
+        </w:rPr>
+      </w:pPr>
+      <w:r>
+        <w:rPr>
+          <w:rFonts w:hint="eastAsia"/>
+        </w:rPr>
+        <w:t xml:space="preserve">[1] 深圳市机芯智能有限公司. SU-03T 模组规格书 V1.6[EB/OL]. (2024-05-13)[2026-04-15]. </w:t>
+      </w:r>
+      <w:hyperlink r:id="rId7" w:history="1">
+        <w:r>
+          <w:rPr>
+            <w:rStyle w:val="af2"/>
+            <w:rFonts w:hint="eastAsia"/>
+          </w:rPr>
+          <w:t>http://www.aimachi</w:t>
+        </w:r>
+        <w:r>
+          <w:rPr>
+            <w:rStyle w:val="af2"/>
+            <w:rFonts w:hint="eastAsia"/>
+          </w:rPr>
+          <w:t>p</w:t>
+        </w:r>
+        <w:r>
+          <w:rPr>
+            <w:rStyle w:val="af2"/>
+            <w:rFonts w:hint="eastAsia"/>
+          </w:rPr>
+          <w:t>.com/product/66-cn.html.</w:t>
+        </w:r>
+      </w:hyperlink>
     </w:p>
     <w:sectPr>
       <w:pgSz w:w="11906" w:h="16838"/>
@@ -1339,6 +1374,41 @@
       <w:szCs w:val="18"/>
     </w:rPr>
   </w:style>
+  <w:style w:type="character" w:styleId="af2">
+    <w:name w:val="Hyperlink"/>
+    <w:basedOn w:val="a0"/>
+    <w:uiPriority w:val="99"/>
+    <w:unhideWhenUsed/>
+    <w:rsid w:val="00840EDB"/>
+    <w:rPr>
+      <w:color w:val="0563C1" w:themeColor="hyperlink"/>
+      <w:u w:val="single"/>
+    </w:rPr>
+  </w:style>
+  <w:style w:type="character" w:styleId="af3">
+    <w:name w:val="Unresolved Mention"/>
+    <w:basedOn w:val="a0"/>
+    <w:uiPriority w:val="99"/>
+    <w:semiHidden/>
+    <w:unhideWhenUsed/>
+    <w:rsid w:val="00840EDB"/>
+    <w:rPr>
+      <w:color w:val="605E5C"/>
+      <w:shd w:val="clear" w:color="auto" w:fill="E1DFDD"/>
+    </w:rPr>
+  </w:style>
+  <w:style w:type="character" w:styleId="af4">
+    <w:name w:val="FollowedHyperlink"/>
+    <w:basedOn w:val="a0"/>
+    <w:uiPriority w:val="99"/>
+    <w:semiHidden/>
+    <w:unhideWhenUsed/>
+    <w:rsid w:val="00840EDB"/>
+    <w:rPr>
+      <w:color w:val="954F72" w:themeColor="followedHyperlink"/>
+      <w:u w:val="single"/>
+    </w:rPr>
+  </w:style>
 </w:styles>
 </file>
 

--- a/参考文献.docx
+++ b/参考文献.docx
@@ -125,56 +125,83 @@
         <w:wordWrap w:val="0"/>
         <w:spacing w:after="0" w:line="240" w:lineRule="auto"/>
         <w:rPr>
+          <w:rFonts w:ascii="仿宋" w:eastAsia="仿宋" w:hAnsi="仿宋"/>
+          <w:sz w:val="24"/>
+        </w:rPr>
+      </w:pPr>
+      <w:bookmarkStart w:id="1" w:name="_Ref197980805"/>
+      <w:r>
+        <w:t>[</w:t>
+      </w:r>
+      <w:r>
+        <w:rPr>
+          <w:rFonts w:hint="eastAsia"/>
+        </w:rPr>
+        <w:t>10</w:t>
+      </w:r>
+      <w:r>
+        <w:t>]</w:t>
+      </w:r>
+      <w:r>
+        <w:rPr>
           <w:rFonts w:ascii="仿宋" w:eastAsia="仿宋" w:hAnsi="仿宋" w:hint="eastAsia"/>
           <w:sz w:val="24"/>
         </w:rPr>
-      </w:pPr>
-      <w:bookmarkStart w:id="1" w:name="_Ref197980805"/>
-      <w:r>
-        <w:t>[</w:t>
-      </w:r>
-      <w:r>
-        <w:rPr>
-          <w:rFonts w:hint="eastAsia"/>
-        </w:rPr>
-        <w:t>10</w:t>
-      </w:r>
-      <w:r>
-        <w:t>]</w:t>
-      </w:r>
-      <w:r>
+        <w:t>张宇扬,谢亨宙,陈丽娴,江映仪,周曼婷,余常乐.基于STM32的农村用智能风扇系统设计[J].科学技术创新,2025,(01):218-221.</w:t>
+      </w:r>
+      <w:bookmarkEnd w:id="1"/>
+    </w:p>
+    <w:p>
+      <w:pPr>
+        <w:wordWrap w:val="0"/>
+        <w:spacing w:after="0" w:line="240" w:lineRule="auto"/>
         <w:rPr>
           <w:rFonts w:ascii="仿宋" w:eastAsia="仿宋" w:hAnsi="仿宋" w:hint="eastAsia"/>
           <w:sz w:val="24"/>
         </w:rPr>
-        <w:t>张宇扬,谢亨宙,陈丽娴,江映仪,周曼婷,余常乐.基于STM32的农村用智能风扇系统设计[J].科学技术创新,2025,(01):218-221.</w:t>
-      </w:r>
-      <w:bookmarkEnd w:id="1"/>
+      </w:pPr>
     </w:p>
     <w:p>
       <w:pPr>
         <w:wordWrap w:val="0"/>
         <w:spacing w:after="0" w:line="240" w:lineRule="auto"/>
+        <w:rPr>
+          <w:rFonts w:hint="eastAsia"/>
+        </w:rPr>
       </w:pPr>
       <w:r>
         <w:rPr>
           <w:rFonts w:ascii="仿宋" w:eastAsia="仿宋" w:hAnsi="仿宋"/>
           <w:sz w:val="24"/>
         </w:rPr>
-        <w:t>[3]李华，王强</w:t>
+        <w:t>[</w:t>
       </w:r>
       <w:r>
         <w:rPr>
           <w:rFonts w:ascii="仿宋" w:eastAsia="仿宋" w:hAnsi="仿宋" w:hint="eastAsia"/>
           <w:sz w:val="24"/>
         </w:rPr>
-        <w:t>，</w:t>
+        <w:t>11</w:t>
       </w:r>
       <w:r>
         <w:rPr>
           <w:rFonts w:ascii="仿宋" w:eastAsia="仿宋" w:hAnsi="仿宋"/>
           <w:sz w:val="24"/>
         </w:rPr>
+        <w:t>]李华，王强</w:t>
+      </w:r>
+      <w:r>
+        <w:rPr>
+          <w:rFonts w:ascii="仿宋" w:eastAsia="仿宋" w:hAnsi="仿宋" w:hint="eastAsia"/>
+          <w:sz w:val="24"/>
+        </w:rPr>
+        <w:t>，</w:t>
+      </w:r>
+      <w:r>
+        <w:rPr>
+          <w:rFonts w:ascii="仿宋" w:eastAsia="仿宋" w:hAnsi="仿宋"/>
+          <w:sz w:val="24"/>
+        </w:rPr>
         <w:t>低功耗离线语音识别模块在智能家居中的应用—以SU-03T为例[J].物联网技术，2024,(10):45-48</w:t>
       </w:r>
       <w:r>
@@ -185,15 +212,18 @@
       <w:pPr>
         <w:wordWrap w:val="0"/>
         <w:spacing w:after="0" w:line="240" w:lineRule="auto"/>
+      </w:pPr>
+      <w:r>
         <w:rPr>
           <w:rFonts w:hint="eastAsia"/>
         </w:rPr>
-      </w:pPr>
+        <w:t>[12]</w:t>
+      </w:r>
       <w:r>
         <w:rPr>
           <w:rFonts w:hint="eastAsia"/>
         </w:rPr>
-        <w:t xml:space="preserve">[1] 深圳市机芯智能有限公司. SU-03T 模组规格书 V1.6[EB/OL]. (2024-05-13)[2026-04-15]. </w:t>
+        <w:t xml:space="preserve"> 深圳市机芯智能有限公司. SU-03T 模组规格书 V1.6[EB/OL]. (2024-05-13)[2026-04-15]. </w:t>
       </w:r>
       <w:hyperlink r:id="rId7" w:history="1">
         <w:r>
@@ -201,23 +231,80 @@
             <w:rStyle w:val="af2"/>
             <w:rFonts w:hint="eastAsia"/>
           </w:rPr>
-          <w:t>http://www.aimachi</w:t>
-        </w:r>
-        <w:r>
-          <w:rPr>
-            <w:rStyle w:val="af2"/>
-            <w:rFonts w:hint="eastAsia"/>
-          </w:rPr>
-          <w:t>p</w:t>
-        </w:r>
-        <w:r>
-          <w:rPr>
-            <w:rStyle w:val="af2"/>
-            <w:rFonts w:hint="eastAsia"/>
-          </w:rPr>
-          <w:t>.com/product/66-cn.html.</w:t>
+          <w:t>http://www.aimachip.com/product/66-cn.html.</w:t>
         </w:r>
       </w:hyperlink>
+    </w:p>
+    <w:p>
+      <w:pPr>
+        <w:wordWrap w:val="0"/>
+        <w:spacing w:after="0" w:line="240" w:lineRule="auto"/>
+        <w:rPr>
+          <w:rFonts w:ascii="仿宋" w:eastAsia="仿宋" w:hAnsi="仿宋"/>
+          <w:sz w:val="24"/>
+        </w:rPr>
+      </w:pPr>
+      <w:bookmarkStart w:id="2" w:name="_Ref198023483"/>
+      <w:r>
+        <w:rPr>
+          <w:rFonts w:ascii="仿宋" w:eastAsia="仿宋" w:hAnsi="仿宋" w:hint="eastAsia"/>
+          <w:sz w:val="24"/>
+        </w:rPr>
+        <w:t>[13]</w:t>
+      </w:r>
+      <w:r>
+        <w:rPr>
+          <w:rFonts w:ascii="仿宋" w:eastAsia="仿宋" w:hAnsi="仿宋" w:hint="eastAsia"/>
+          <w:sz w:val="24"/>
+        </w:rPr>
+        <w:t>纪帆,黄芳,景延平,李润锋,杨苑璐,张新悦.基于华为云平台的粮仓环境监测系统[J].物联网技术,2025,15(01):49-52+55.</w:t>
+      </w:r>
+      <w:bookmarkEnd w:id="2"/>
+    </w:p>
+    <w:p>
+      <w:pPr>
+        <w:wordWrap w:val="0"/>
+        <w:spacing w:after="0" w:line="240" w:lineRule="auto"/>
+        <w:rPr>
+          <w:rFonts w:ascii="仿宋" w:eastAsia="仿宋" w:hAnsi="仿宋" w:hint="eastAsia"/>
+          <w:sz w:val="24"/>
+        </w:rPr>
+      </w:pPr>
+      <w:bookmarkStart w:id="3" w:name="_Ref198025041"/>
+      <w:r>
+        <w:rPr>
+          <w:rFonts w:ascii="仿宋" w:eastAsia="仿宋" w:hAnsi="仿宋" w:hint="eastAsia"/>
+          <w:sz w:val="24"/>
+        </w:rPr>
+        <w:t>[14]</w:t>
+      </w:r>
+      <w:r>
+        <w:rPr>
+          <w:rFonts w:ascii="仿宋" w:eastAsia="仿宋" w:hAnsi="仿宋" w:hint="eastAsia"/>
+          <w:sz w:val="24"/>
+        </w:rPr>
+        <w:t>刘宗杰,杜江,陈涛.靶载雷达多功能测试系统设计与实现[J].计算机测量与控制,2024,32(11):223-227+242.</w:t>
+      </w:r>
+      <w:bookmarkEnd w:id="3"/>
+    </w:p>
+    <w:p>
+      <w:pPr>
+        <w:wordWrap w:val="0"/>
+        <w:spacing w:after="0" w:line="240" w:lineRule="auto"/>
+        <w:rPr>
+          <w:rFonts w:ascii="仿宋" w:eastAsia="仿宋" w:hAnsi="仿宋" w:hint="eastAsia"/>
+          <w:sz w:val="24"/>
+        </w:rPr>
+      </w:pPr>
+    </w:p>
+    <w:p>
+      <w:pPr>
+        <w:wordWrap w:val="0"/>
+        <w:spacing w:after="0" w:line="240" w:lineRule="auto"/>
+        <w:rPr>
+          <w:rFonts w:hint="eastAsia"/>
+        </w:rPr>
+      </w:pPr>
     </w:p>
     <w:sectPr>
       <w:pgSz w:w="11906" w:h="16838"/>
@@ -995,6 +1082,7 @@
   <w:style w:type="character" w:default="1" w:styleId="a0">
     <w:name w:val="Default Paragraph Font"/>
     <w:uiPriority w:val="1"/>
+    <w:semiHidden/>
     <w:unhideWhenUsed/>
   </w:style>
   <w:style w:type="table" w:default="1" w:styleId="a1">
